--- a/swh/docx/63.content.docx
+++ b/swh/docx/63.content.docx
@@ -19,7 +19,7 @@
         <w:rPr>
           <w:lang w:val="sw_KE" w:bidi="sw_KE"/>
         </w:rPr>
-        <w:t>Resource: Maelezo ya Masomo - Machapisho ya Vitabu (Tyndale)</w:t>
+        <w:t>Resource: Tyndale Open Study Notes</w:t>
       </w:r>
       <w:r>
         <w:rPr>
@@ -112,7 +112,7 @@
         <w:rPr>
           <w:lang w:val="sw_KE" w:bidi="sw_KE"/>
         </w:rPr>
-        <w:t>Maelezo ya Masomo - Machapisho ya Vitabu (Tyndale)</w:t>
+        <w:t>Tyndale Open Study Notes</w:t>
       </w:r>
     </w:p>
     <w:p>

--- a/swh/docx/63.content.docx
+++ b/swh/docx/63.content.docx
@@ -19,7 +19,7 @@
         <w:rPr>
           <w:lang w:val="sw_KE" w:bidi="sw_KE"/>
         </w:rPr>
-        <w:t>Resource: Tyndale Open Study Notes</w:t>
+        <w:t>Resource: Aquifer Open Study Notes (Book Intros)</w:t>
       </w:r>
       <w:r>
         <w:rPr>
@@ -112,7 +112,7 @@
         <w:rPr>
           <w:lang w:val="sw_KE" w:bidi="sw_KE"/>
         </w:rPr>
-        <w:t>Tyndale Open Study Notes</w:t>
+        <w:t>Aquifer Open Study Notes (Book Intros)</w:t>
       </w:r>
     </w:p>
     <w:p>

--- a/swh/docx/63.content.docx
+++ b/swh/docx/63.content.docx
@@ -295,36 +295,24 @@
         </w:rPr>
         <w:t>Barua hii ya kibinafsi inaanza na salamu (</w:t>
       </w:r>
-      <w:hyperlink r:id="rId13">
-        <w:r>
-          <w:rPr>
-            <w:lang w:val="sw_KE" w:bidi="sw_KE"/>
-          </w:rPr>
-          <w:rPr>
-            <w:color w:val="0000EE"/>
-            <w:u w:val="single"/>
-          </w:rPr>
-          <w:t>1:1–3</w:t>
-        </w:r>
-      </w:hyperlink>
+      <w:r>
+        <w:rPr>
+          <w:lang w:val="sw_KE" w:bidi="sw_KE"/>
+        </w:rPr>
+        <w:t>1:1–3</w:t>
+      </w:r>
       <w:r>
         <w:rPr>
           <w:lang w:val="sw_KE" w:bidi="sw_KE"/>
         </w:rPr>
         <w:t>) na kisha inaeleza matakwa ya mwandishi (</w:t>
       </w:r>
-      <w:hyperlink r:id="rId14">
-        <w:r>
-          <w:rPr>
-            <w:lang w:val="sw_KE" w:bidi="sw_KE"/>
-          </w:rPr>
-          <w:rPr>
-            <w:color w:val="0000EE"/>
-            <w:u w:val="single"/>
-          </w:rPr>
-          <w:t>1:4–11</w:t>
-        </w:r>
-      </w:hyperlink>
+      <w:r>
+        <w:rPr>
+          <w:lang w:val="sw_KE" w:bidi="sw_KE"/>
+        </w:rPr>
+        <w:t>1:4–11</w:t>
+      </w:r>
       <w:r>
         <w:rPr>
           <w:lang w:val="sw_KE" w:bidi="sw_KE"/>
@@ -356,18 +344,12 @@
         </w:rPr>
         <w:t>Baadhi ya wasomi wamependekeza kwamba Yohana aliyeandika barua hii (</w:t>
       </w:r>
-      <w:hyperlink r:id="rId15">
-        <w:r>
-          <w:rPr>
-            <w:lang w:val="sw_KE" w:bidi="sw_KE"/>
-          </w:rPr>
-          <w:rPr>
-            <w:color w:val="0000EE"/>
-            <w:u w:val="single"/>
-          </w:rPr>
-          <w:t>1:1</w:t>
-        </w:r>
-      </w:hyperlink>
+      <w:r>
+        <w:rPr>
+          <w:lang w:val="sw_KE" w:bidi="sw_KE"/>
+        </w:rPr>
+        <w:t>1:1</w:t>
+      </w:r>
       <w:r>
         <w:rPr>
           <w:lang w:val="sw_KE" w:bidi="sw_KE"/>
@@ -411,36 +393,24 @@
         </w:rPr>
         <w:t>Wapokeaji wa 2 Yohana walitambuliwa kama "mwanamke mteule na watoto wake" (</w:t>
       </w:r>
-      <w:hyperlink r:id="rId15">
-        <w:r>
-          <w:rPr>
-            <w:lang w:val="sw_KE" w:bidi="sw_KE"/>
-          </w:rPr>
-          <w:rPr>
-            <w:color w:val="0000EE"/>
-            <w:u w:val="single"/>
-          </w:rPr>
-          <w:t>1:1</w:t>
-        </w:r>
-      </w:hyperlink>
+      <w:r>
+        <w:rPr>
+          <w:lang w:val="sw_KE" w:bidi="sw_KE"/>
+        </w:rPr>
+        <w:t>1:1</w:t>
+      </w:r>
       <w:r>
         <w:rPr>
           <w:lang w:val="sw_KE" w:bidi="sw_KE"/>
         </w:rPr>
         <w:t xml:space="preserve">). Hii inaweza kumaanisha mwanamke maalum aitwaye Kyria na watoto wake wa kibaolojia (neno la Kigiriki kyria, "mwanamke," linaweza kuwa jina sahihi). Hata hivyo, inawezekana kwamba Yohana alikuwa akizungumza kuhusu kanisa la eneo fulani (“mwanamke mteule”) na wanachama wake binafsi (“watoto wake”; linganisha </w:t>
       </w:r>
-      <w:hyperlink r:id="rId16">
-        <w:r>
-          <w:rPr>
-            <w:lang w:val="sw_KE" w:bidi="sw_KE"/>
-          </w:rPr>
-          <w:rPr>
-            <w:color w:val="0000EE"/>
-            <w:u w:val="single"/>
-          </w:rPr>
-          <w:t>1 Pet 5:13</w:t>
-        </w:r>
-      </w:hyperlink>
+      <w:r>
+        <w:rPr>
+          <w:lang w:val="sw_KE" w:bidi="sw_KE"/>
+        </w:rPr>
+        <w:t>1 Pet 5:13</w:t>
+      </w:r>
       <w:r>
         <w:rPr>
           <w:lang w:val="sw_KE" w:bidi="sw_KE"/>
@@ -472,36 +442,24 @@
         </w:rPr>
         <w:t>Ujumbe wa 2 Yohana una sehemu mbili. Kwanza, wanachama wa jamii ya Wakristo ya wanapaswa kupendana (</w:t>
       </w:r>
-      <w:hyperlink r:id="rId17">
-        <w:r>
-          <w:rPr>
-            <w:lang w:val="sw_KE" w:bidi="sw_KE"/>
-          </w:rPr>
-          <w:rPr>
-            <w:color w:val="0000EE"/>
-            <w:u w:val="single"/>
-          </w:rPr>
-          <w:t>1:5</w:t>
-        </w:r>
-      </w:hyperlink>
+      <w:r>
+        <w:rPr>
+          <w:lang w:val="sw_KE" w:bidi="sw_KE"/>
+        </w:rPr>
+        <w:t>1:5</w:t>
+      </w:r>
       <w:r>
         <w:rPr>
           <w:lang w:val="sw_KE" w:bidi="sw_KE"/>
         </w:rPr>
         <w:t>). Matokeo ya upendo huu ni kufuata amri za Yesu (</w:t>
       </w:r>
-      <w:hyperlink r:id="rId18">
-        <w:r>
-          <w:rPr>
-            <w:lang w:val="sw_KE" w:bidi="sw_KE"/>
-          </w:rPr>
-          <w:rPr>
-            <w:color w:val="0000EE"/>
-            <w:u w:val="single"/>
-          </w:rPr>
-          <w:t>1:6</w:t>
-        </w:r>
-      </w:hyperlink>
+      <w:r>
+        <w:rPr>
+          <w:lang w:val="sw_KE" w:bidi="sw_KE"/>
+        </w:rPr>
+        <w:t>1:6</w:t>
+      </w:r>
       <w:r>
         <w:rPr>
           <w:lang w:val="sw_KE" w:bidi="sw_KE"/>
@@ -522,126 +480,84 @@
         </w:rPr>
         <w:t>Barua nyingi za Agano Jipya ziliandikwa, angalau kwa sehemu, ili kushughulikia aina fulani ya mafundisho potofu. Hii ni kweli kwa barua kadhaa za Paulo: Wagalatia (</w:t>
       </w:r>
-      <w:hyperlink r:id="rId19">
-        <w:r>
-          <w:rPr>
-            <w:lang w:val="sw_KE" w:bidi="sw_KE"/>
-          </w:rPr>
-          <w:rPr>
-            <w:color w:val="0000EE"/>
-            <w:u w:val="single"/>
-          </w:rPr>
-          <w:t>Gal 1:6</w:t>
-        </w:r>
-      </w:hyperlink>
+      <w:r>
+        <w:rPr>
+          <w:lang w:val="sw_KE" w:bidi="sw_KE"/>
+        </w:rPr>
+        <w:t>Gal 1:6</w:t>
+      </w:r>
       <w:r>
         <w:rPr>
           <w:lang w:val="sw_KE" w:bidi="sw_KE"/>
         </w:rPr>
         <w:t>), Wakolosai (</w:t>
       </w:r>
-      <w:hyperlink r:id="rId20">
-        <w:r>
-          <w:rPr>
-            <w:lang w:val="sw_KE" w:bidi="sw_KE"/>
-          </w:rPr>
-          <w:rPr>
-            <w:color w:val="0000EE"/>
-            <w:u w:val="single"/>
-          </w:rPr>
-          <w:t>Kol 2:16–23</w:t>
-        </w:r>
-      </w:hyperlink>
+      <w:r>
+        <w:rPr>
+          <w:lang w:val="sw_KE" w:bidi="sw_KE"/>
+        </w:rPr>
+        <w:t>Kol 2:16–23</w:t>
+      </w:r>
       <w:r>
         <w:rPr>
           <w:lang w:val="sw_KE" w:bidi="sw_KE"/>
         </w:rPr>
         <w:t>), 2 Wathesalonike (</w:t>
       </w:r>
-      <w:hyperlink r:id="rId21">
-        <w:r>
-          <w:rPr>
-            <w:lang w:val="sw_KE" w:bidi="sw_KE"/>
-          </w:rPr>
-          <w:rPr>
-            <w:color w:val="0000EE"/>
-            <w:u w:val="single"/>
-          </w:rPr>
-          <w:t>2 The 2:1–3</w:t>
-        </w:r>
-      </w:hyperlink>
+      <w:r>
+        <w:rPr>
+          <w:lang w:val="sw_KE" w:bidi="sw_KE"/>
+        </w:rPr>
+        <w:t>2 The 2:1–3</w:t>
+      </w:r>
       <w:r>
         <w:rPr>
           <w:lang w:val="sw_KE" w:bidi="sw_KE"/>
         </w:rPr>
         <w:t>), na 1 Timotheo (</w:t>
       </w:r>
-      <w:hyperlink r:id="rId22">
-        <w:r>
-          <w:rPr>
-            <w:lang w:val="sw_KE" w:bidi="sw_KE"/>
-          </w:rPr>
-          <w:rPr>
-            <w:color w:val="0000EE"/>
-            <w:u w:val="single"/>
-          </w:rPr>
-          <w:t>1 Tim 4:1</w:t>
-        </w:r>
-      </w:hyperlink>
+      <w:r>
+        <w:rPr>
+          <w:lang w:val="sw_KE" w:bidi="sw_KE"/>
+        </w:rPr>
+        <w:t>1 Tim 4:1</w:t>
+      </w:r>
       <w:r>
         <w:rPr>
           <w:lang w:val="sw_KE" w:bidi="sw_KE"/>
         </w:rPr>
         <w:t xml:space="preserve">; </w:t>
       </w:r>
-      <w:hyperlink r:id="rId23">
-        <w:r>
-          <w:rPr>
-            <w:lang w:val="sw_KE" w:bidi="sw_KE"/>
-          </w:rPr>
-          <w:rPr>
-            <w:color w:val="0000EE"/>
-            <w:u w:val="single"/>
-          </w:rPr>
-          <w:t>6:20–21</w:t>
-        </w:r>
-      </w:hyperlink>
+      <w:r>
+        <w:rPr>
+          <w:lang w:val="sw_KE" w:bidi="sw_KE"/>
+        </w:rPr>
+        <w:t>6:20–21</w:t>
+      </w:r>
       <w:r>
         <w:rPr>
           <w:lang w:val="sw_KE" w:bidi="sw_KE"/>
         </w:rPr>
         <w:t>). Petro aliandika barua yake ya Pili kupinga walimu wa uongo (</w:t>
       </w:r>
-      <w:hyperlink r:id="rId24">
-        <w:r>
-          <w:rPr>
-            <w:lang w:val="sw_KE" w:bidi="sw_KE"/>
-          </w:rPr>
-          <w:rPr>
-            <w:color w:val="0000EE"/>
-            <w:u w:val="single"/>
-          </w:rPr>
-          <w:t>2 Pet 2:1–22</w:t>
-        </w:r>
-      </w:hyperlink>
+      <w:r>
+        <w:rPr>
+          <w:lang w:val="sw_KE" w:bidi="sw_KE"/>
+        </w:rPr>
+        <w:t>2 Pet 2:1–22</w:t>
+      </w:r>
       <w:r>
         <w:rPr>
           <w:lang w:val="sw_KE" w:bidi="sw_KE"/>
         </w:rPr>
         <w:t>), na Yuda aliandika barua yake kwa sababu hiyo hiyo (</w:t>
       </w:r>
-      <w:hyperlink r:id="rId25">
-        <w:r>
-          <w:rPr>
-            <w:lang w:val="sw_KE" w:bidi="sw_KE"/>
-          </w:rPr>
-          <w:rPr>
-            <w:color w:val="0000EE"/>
-            <w:u w:val="single"/>
-          </w:rPr>
-          <w:t>Yuda 1:3–4</w:t>
-        </w:r>
-      </w:hyperlink>
+      <w:r>
+        <w:rPr>
+          <w:lang w:val="sw_KE" w:bidi="sw_KE"/>
+        </w:rPr>
+        <w:t>Yuda 1:3–4</w:t>
+      </w:r>
       <w:r>
         <w:rPr>
           <w:lang w:val="sw_KE" w:bidi="sw_KE"/>
